--- a/zhs/docx/035.content.docx
+++ b/zhs/docx/035.content.docx
@@ -221,7 +221,7 @@
       <w:r>
         <w:drawing>
           <wp:inline xmlns:a="http://schemas.openxmlformats.org/drawingml/2006/main" xmlns:pic="http://schemas.openxmlformats.org/drawingml/2006/picture">
-            <wp:extent cx="6096000" cy="4066032"/>
+            <wp:extent cx="6096000" cy="4590288"/>
             <wp:docPr id="1" name="Picture 1"/>
             <wp:cNvGraphicFramePr>
               <a:graphicFrameLocks noChangeAspect="1"/>
@@ -242,7 +242,7 @@
                   <pic:spPr>
                     <a:xfrm>
                       <a:off x="0" y="0"/>
-                      <a:ext cx="6096000" cy="4066032"/>
+                      <a:ext cx="6096000" cy="4590288"/>
                     </a:xfrm>
                     <a:prstGeom prst="rect"/>
                   </pic:spPr>
@@ -299,7 +299,7 @@
         <w:rPr>
           <w:lang w:val="zh_CN" w:bidi="zh_CN"/>
         </w:rPr>
-        <w:t>水罐</w:t>
+        <w:t>睡垫</w:t>
       </w:r>
       <w:r>
         <w:rPr>
@@ -330,7 +330,7 @@
       <w:r>
         <w:drawing>
           <wp:inline xmlns:a="http://schemas.openxmlformats.org/drawingml/2006/main" xmlns:pic="http://schemas.openxmlformats.org/drawingml/2006/picture">
-            <wp:extent cx="6096000" cy="4590288"/>
+            <wp:extent cx="6096000" cy="4175760"/>
             <wp:docPr id="2" name="Picture 2"/>
             <wp:cNvGraphicFramePr>
               <a:graphicFrameLocks noChangeAspect="1"/>
@@ -351,7 +351,7 @@
                   <pic:spPr>
                     <a:xfrm>
                       <a:off x="0" y="0"/>
-                      <a:ext cx="6096000" cy="4590288"/>
+                      <a:ext cx="6096000" cy="4175760"/>
                     </a:xfrm>
                     <a:prstGeom prst="rect"/>
                   </pic:spPr>
@@ -408,333 +408,6 @@
         <w:rPr>
           <w:lang w:val="zh_CN" w:bidi="zh_CN"/>
         </w:rPr>
-        <w:t>水罐</w:t>
-      </w:r>
-      <w:r>
-        <w:rPr>
-          <w:lang w:val="zh_CN" w:bidi="zh_CN"/>
-        </w:rPr>
-      </w:r>
-    </w:p>
-    <w:p>
-      <w:pPr>
-        <w:pStyle w:val="Heading4"/>
-      </w:pPr>
-      <w:r>
-        <w:rPr>
-          <w:lang w:val="zh_CN" w:bidi="zh_CN"/>
-        </w:rPr>
-        <w:t>Image Content</w:t>
-      </w:r>
-    </w:p>
-    <w:p>
-      <w:pPr/>
-      <w:r>
-        <w:rPr>
-          <w:lang w:val="zh_CN" w:bidi="zh_CN"/>
-        </w:rPr>
-      </w:r>
-    </w:p>
-    <w:p>
-      <w:r>
-        <w:drawing>
-          <wp:inline xmlns:a="http://schemas.openxmlformats.org/drawingml/2006/main" xmlns:pic="http://schemas.openxmlformats.org/drawingml/2006/picture">
-            <wp:extent cx="6096000" cy="4590288"/>
-            <wp:docPr id="3" name="Picture 3"/>
-            <wp:cNvGraphicFramePr>
-              <a:graphicFrameLocks noChangeAspect="1"/>
-            </wp:cNvGraphicFramePr>
-            <a:graphic>
-              <a:graphicData uri="http://schemas.openxmlformats.org/drawingml/2006/picture">
-                <pic:pic>
-                  <pic:nvPicPr>
-                    <pic:cNvPr id="0" name="image.jpg"/>
-                    <pic:cNvPicPr/>
-                  </pic:nvPicPr>
-                  <pic:blipFill>
-                    <a:blip r:embed="rId17"/>
-                    <a:stretch>
-                      <a:fillRect/>
-                    </a:stretch>
-                  </pic:blipFill>
-                  <pic:spPr>
-                    <a:xfrm>
-                      <a:off x="0" y="0"/>
-                      <a:ext cx="6096000" cy="4590288"/>
-                    </a:xfrm>
-                    <a:prstGeom prst="rect"/>
-                  </pic:spPr>
-                </pic:pic>
-              </a:graphicData>
-            </a:graphic>
-          </wp:inline>
-        </w:drawing>
-      </w:r>
-    </w:p>
-    <w:p>
-      <w:pPr/>
-      <w:r>
-        <w:rPr>
-          <w:lang w:val="zh_CN" w:bidi="zh_CN"/>
-        </w:rPr>
-      </w:r>
-      <w:hyperlink r:id="rId18">
-        <w:r>
-          <w:rPr>
-            <w:lang w:val="zh_CN" w:bidi="zh_CN"/>
-          </w:rPr>
-          <w:rPr>
-            <w:color w:val="0000EE"/>
-            <w:u w:val="single"/>
-          </w:rPr>
-          <w:t>link</w:t>
-        </w:r>
-      </w:hyperlink>
-      <w:r>
-        <w:rPr>
-          <w:lang w:val="zh_CN" w:bidi="zh_CN"/>
-        </w:rPr>
-      </w:r>
-      <w:r>
-        <w:rPr>
-          <w:lang w:val="zh_CN" w:bidi="zh_CN"/>
-        </w:rPr>
-      </w:r>
-    </w:p>
-    <w:p>
-      <w:pPr/>
-      <w:r>
-        <w:rPr>
-          <w:lang w:val="zh_CN" w:bidi="zh_CN"/>
-        </w:rPr>
-      </w:r>
-    </w:p>
-    <w:p>
-      <w:pPr>
-        <w:pStyle w:val="Heading2"/>
-      </w:pPr>
-      <w:r>
-        <w:rPr>
-          <w:lang w:val="zh_CN" w:bidi="zh_CN"/>
-        </w:rPr>
-        <w:t>水罐</w:t>
-      </w:r>
-      <w:r>
-        <w:rPr>
-          <w:lang w:val="zh_CN" w:bidi="zh_CN"/>
-        </w:rPr>
-      </w:r>
-    </w:p>
-    <w:p>
-      <w:pPr>
-        <w:pStyle w:val="Heading4"/>
-      </w:pPr>
-      <w:r>
-        <w:rPr>
-          <w:lang w:val="zh_CN" w:bidi="zh_CN"/>
-        </w:rPr>
-        <w:t>Image Content</w:t>
-      </w:r>
-    </w:p>
-    <w:p>
-      <w:pPr/>
-      <w:r>
-        <w:rPr>
-          <w:lang w:val="zh_CN" w:bidi="zh_CN"/>
-        </w:rPr>
-      </w:r>
-    </w:p>
-    <w:p>
-      <w:r>
-        <w:drawing>
-          <wp:inline xmlns:a="http://schemas.openxmlformats.org/drawingml/2006/main" xmlns:pic="http://schemas.openxmlformats.org/drawingml/2006/picture">
-            <wp:extent cx="6096000" cy="4590288"/>
-            <wp:docPr id="4" name="Picture 4"/>
-            <wp:cNvGraphicFramePr>
-              <a:graphicFrameLocks noChangeAspect="1"/>
-            </wp:cNvGraphicFramePr>
-            <a:graphic>
-              <a:graphicData uri="http://schemas.openxmlformats.org/drawingml/2006/picture">
-                <pic:pic>
-                  <pic:nvPicPr>
-                    <pic:cNvPr id="0" name="image.jpg"/>
-                    <pic:cNvPicPr/>
-                  </pic:nvPicPr>
-                  <pic:blipFill>
-                    <a:blip r:embed="rId19"/>
-                    <a:stretch>
-                      <a:fillRect/>
-                    </a:stretch>
-                  </pic:blipFill>
-                  <pic:spPr>
-                    <a:xfrm>
-                      <a:off x="0" y="0"/>
-                      <a:ext cx="6096000" cy="4590288"/>
-                    </a:xfrm>
-                    <a:prstGeom prst="rect"/>
-                  </pic:spPr>
-                </pic:pic>
-              </a:graphicData>
-            </a:graphic>
-          </wp:inline>
-        </w:drawing>
-      </w:r>
-    </w:p>
-    <w:p>
-      <w:pPr/>
-      <w:r>
-        <w:rPr>
-          <w:lang w:val="zh_CN" w:bidi="zh_CN"/>
-        </w:rPr>
-      </w:r>
-      <w:hyperlink r:id="rId20">
-        <w:r>
-          <w:rPr>
-            <w:lang w:val="zh_CN" w:bidi="zh_CN"/>
-          </w:rPr>
-          <w:rPr>
-            <w:color w:val="0000EE"/>
-            <w:u w:val="single"/>
-          </w:rPr>
-          <w:t>link</w:t>
-        </w:r>
-      </w:hyperlink>
-      <w:r>
-        <w:rPr>
-          <w:lang w:val="zh_CN" w:bidi="zh_CN"/>
-        </w:rPr>
-      </w:r>
-      <w:r>
-        <w:rPr>
-          <w:lang w:val="zh_CN" w:bidi="zh_CN"/>
-        </w:rPr>
-      </w:r>
-    </w:p>
-    <w:p>
-      <w:pPr/>
-      <w:r>
-        <w:rPr>
-          <w:lang w:val="zh_CN" w:bidi="zh_CN"/>
-        </w:rPr>
-      </w:r>
-    </w:p>
-    <w:p>
-      <w:pPr>
-        <w:pStyle w:val="Heading2"/>
-      </w:pPr>
-      <w:r>
-        <w:rPr>
-          <w:lang w:val="zh_CN" w:bidi="zh_CN"/>
-        </w:rPr>
-        <w:t>睡垫</w:t>
-      </w:r>
-      <w:r>
-        <w:rPr>
-          <w:lang w:val="zh_CN" w:bidi="zh_CN"/>
-        </w:rPr>
-      </w:r>
-    </w:p>
-    <w:p>
-      <w:pPr>
-        <w:pStyle w:val="Heading4"/>
-      </w:pPr>
-      <w:r>
-        <w:rPr>
-          <w:lang w:val="zh_CN" w:bidi="zh_CN"/>
-        </w:rPr>
-        <w:t>Image Content</w:t>
-      </w:r>
-    </w:p>
-    <w:p>
-      <w:pPr/>
-      <w:r>
-        <w:rPr>
-          <w:lang w:val="zh_CN" w:bidi="zh_CN"/>
-        </w:rPr>
-      </w:r>
-    </w:p>
-    <w:p>
-      <w:r>
-        <w:drawing>
-          <wp:inline xmlns:a="http://schemas.openxmlformats.org/drawingml/2006/main" xmlns:pic="http://schemas.openxmlformats.org/drawingml/2006/picture">
-            <wp:extent cx="6096000" cy="4175760"/>
-            <wp:docPr id="5" name="Picture 5"/>
-            <wp:cNvGraphicFramePr>
-              <a:graphicFrameLocks noChangeAspect="1"/>
-            </wp:cNvGraphicFramePr>
-            <a:graphic>
-              <a:graphicData uri="http://schemas.openxmlformats.org/drawingml/2006/picture">
-                <pic:pic>
-                  <pic:nvPicPr>
-                    <pic:cNvPr id="0" name="image.jpg"/>
-                    <pic:cNvPicPr/>
-                  </pic:nvPicPr>
-                  <pic:blipFill>
-                    <a:blip r:embed="rId21"/>
-                    <a:stretch>
-                      <a:fillRect/>
-                    </a:stretch>
-                  </pic:blipFill>
-                  <pic:spPr>
-                    <a:xfrm>
-                      <a:off x="0" y="0"/>
-                      <a:ext cx="6096000" cy="4175760"/>
-                    </a:xfrm>
-                    <a:prstGeom prst="rect"/>
-                  </pic:spPr>
-                </pic:pic>
-              </a:graphicData>
-            </a:graphic>
-          </wp:inline>
-        </w:drawing>
-      </w:r>
-    </w:p>
-    <w:p>
-      <w:pPr/>
-      <w:r>
-        <w:rPr>
-          <w:lang w:val="zh_CN" w:bidi="zh_CN"/>
-        </w:rPr>
-      </w:r>
-      <w:hyperlink r:id="rId22">
-        <w:r>
-          <w:rPr>
-            <w:lang w:val="zh_CN" w:bidi="zh_CN"/>
-          </w:rPr>
-          <w:rPr>
-            <w:color w:val="0000EE"/>
-            <w:u w:val="single"/>
-          </w:rPr>
-          <w:t>link</w:t>
-        </w:r>
-      </w:hyperlink>
-      <w:r>
-        <w:rPr>
-          <w:lang w:val="zh_CN" w:bidi="zh_CN"/>
-        </w:rPr>
-      </w:r>
-      <w:r>
-        <w:rPr>
-          <w:lang w:val="zh_CN" w:bidi="zh_CN"/>
-        </w:rPr>
-      </w:r>
-    </w:p>
-    <w:p>
-      <w:pPr/>
-      <w:r>
-        <w:rPr>
-          <w:lang w:val="zh_CN" w:bidi="zh_CN"/>
-        </w:rPr>
-      </w:r>
-    </w:p>
-    <w:p>
-      <w:pPr>
-        <w:pStyle w:val="Heading2"/>
-      </w:pPr>
-      <w:r>
-        <w:rPr>
-          <w:lang w:val="zh_CN" w:bidi="zh_CN"/>
-        </w:rPr>
         <w:t>睡垫</w:t>
       </w:r>
       <w:r>
@@ -767,7 +440,7 @@
         <w:drawing>
           <wp:inline xmlns:a="http://schemas.openxmlformats.org/drawingml/2006/main" xmlns:pic="http://schemas.openxmlformats.org/drawingml/2006/picture">
             <wp:extent cx="6096000" cy="4066032"/>
-            <wp:docPr id="6" name="Picture 6"/>
+            <wp:docPr id="3" name="Picture 3"/>
             <wp:cNvGraphicFramePr>
               <a:graphicFrameLocks noChangeAspect="1"/>
             </wp:cNvGraphicFramePr>
@@ -779,7 +452,7 @@
                     <pic:cNvPicPr/>
                   </pic:nvPicPr>
                   <pic:blipFill>
-                    <a:blip r:embed="rId23"/>
+                    <a:blip r:embed="rId17"/>
                     <a:stretch>
                       <a:fillRect/>
                     </a:stretch>
@@ -805,7 +478,7 @@
           <w:lang w:val="zh_CN" w:bidi="zh_CN"/>
         </w:rPr>
       </w:r>
-      <w:hyperlink r:id="rId24">
+      <w:hyperlink r:id="rId18">
         <w:r>
           <w:rPr>
             <w:lang w:val="zh_CN" w:bidi="zh_CN"/>
